--- a/week-05-breaking-the-rules/OP5 Breaking the Rules.docx
+++ b/week-05-breaking-the-rules/OP5 Breaking the Rules.docx
@@ -9,7 +9,7 @@
       </w:pPr>
       <w:r>
         <w:rPr>
-          <w:rFonts w:eastAsia="Inter" w:cs="Inter"/>
+          <w:rFonts w:eastAsia="Calibri" w:cs="Calibri"/>
           <w:b/>
           <w:bCs/>
           <w:sz w:val="22"/>
@@ -23,7 +23,7 @@
       </w:r>
       <w:r>
         <w:rPr>
-          <w:rFonts w:eastAsia="Inter" w:cs="Inter"/>
+          <w:rFonts w:eastAsia="Calibri" w:cs="Calibri"/>
           <w:b/>
           <w:bCs/>
           <w:sz w:val="22"/>
@@ -37,7 +37,7 @@
       </w:r>
       <w:r>
         <w:rPr>
-          <w:rFonts w:eastAsia="Inter" w:cs="Inter"/>
+          <w:rFonts w:eastAsia="Calibri" w:cs="Calibri"/>
           <w:b/>
           <w:bCs/>
           <w:sz w:val="22"/>
@@ -53,7 +53,7 @@
       </w:pPr>
       <w:r>
         <w:rPr>
-          <w:rFonts w:eastAsia="Inter" w:cs="Inter"/>
+          <w:rFonts w:eastAsia="Calibri" w:cs="Calibri"/>
           <w:b/>
           <w:bCs/>
           <w:color w:val="4F81BD"/>
@@ -70,7 +70,7 @@
       </w:pPr>
       <w:r>
         <w:rPr>
-          <w:rFonts w:eastAsia="Inter" w:cs="Inter"/>
+          <w:rFonts w:eastAsia="Calibri" w:cs="Calibri"/>
           <w:sz w:val="22"/>
           <w:szCs w:val="22"/>
         </w:rPr>
@@ -78,7 +78,7 @@
       </w:r>
       <w:r>
         <w:rPr>
-          <w:rFonts w:eastAsia="Inter" w:cs="Inter"/>
+          <w:rFonts w:eastAsia="Calibri" w:cs="Calibri"/>
           <w:i/>
           <w:iCs/>
           <w:sz w:val="22"/>
@@ -88,7 +88,7 @@
       </w:r>
       <w:r>
         <w:rPr>
-          <w:rFonts w:eastAsia="Inter" w:cs="Inter"/>
+          <w:rFonts w:eastAsia="Calibri" w:cs="Calibri"/>
           <w:sz w:val="22"/>
           <w:szCs w:val="22"/>
         </w:rPr>
@@ -96,7 +96,7 @@
       </w:r>
       <w:r>
         <w:rPr>
-          <w:rFonts w:eastAsia="Inter" w:cs="Inter"/>
+          <w:rFonts w:eastAsia="Calibri" w:cs="Calibri"/>
           <w:i/>
           <w:iCs/>
           <w:sz w:val="22"/>
@@ -106,7 +106,7 @@
       </w:r>
       <w:r>
         <w:rPr>
-          <w:rFonts w:eastAsia="Inter" w:cs="Inter"/>
+          <w:rFonts w:eastAsia="Calibri" w:cs="Calibri"/>
           <w:sz w:val="22"/>
           <w:szCs w:val="22"/>
         </w:rPr>
@@ -120,7 +120,7 @@
       </w:pPr>
       <w:r>
         <w:rPr>
-          <w:rFonts w:eastAsia="Inter" w:cs="Inter"/>
+          <w:rFonts w:eastAsia="Calibri" w:cs="Calibri"/>
           <w:b/>
           <w:bCs/>
           <w:color w:val="4F81BD"/>
@@ -142,7 +142,7 @@
       </w:pPr>
       <w:r>
         <w:rPr>
-          <w:rFonts w:eastAsia="Inter" w:cs="Inter"/>
+          <w:rFonts w:eastAsia="Calibri" w:cs="Calibri"/>
           <w:sz w:val="22"/>
           <w:szCs w:val="22"/>
         </w:rPr>
@@ -150,7 +150,7 @@
       </w:r>
       <w:r>
         <w:rPr>
-          <w:rFonts w:eastAsia="Inter" w:cs="Inter"/>
+          <w:rFonts w:eastAsia="Calibri" w:cs="Calibri"/>
           <w:b/>
           <w:bCs/>
           <w:sz w:val="22"/>
@@ -160,7 +160,7 @@
       </w:r>
       <w:r>
         <w:rPr>
-          <w:rFonts w:eastAsia="Inter" w:cs="Inter"/>
+          <w:rFonts w:eastAsia="Calibri" w:cs="Calibri"/>
           <w:sz w:val="22"/>
           <w:szCs w:val="22"/>
         </w:rPr>
@@ -168,7 +168,7 @@
       </w:r>
       <w:r>
         <w:rPr>
-          <w:rFonts w:eastAsia="Inter" w:cs="Inter"/>
+          <w:rFonts w:eastAsia="Calibri" w:cs="Calibri"/>
           <w:b/>
           <w:bCs/>
           <w:sz w:val="22"/>
@@ -178,7 +178,7 @@
       </w:r>
       <w:r>
         <w:rPr>
-          <w:rFonts w:eastAsia="Inter" w:cs="Inter"/>
+          <w:rFonts w:eastAsia="Calibri" w:cs="Calibri"/>
           <w:sz w:val="22"/>
           <w:szCs w:val="22"/>
         </w:rPr>
@@ -186,7 +186,7 @@
       </w:r>
       <w:r>
         <w:rPr>
-          <w:rFonts w:eastAsia="Inter" w:cs="Inter"/>
+          <w:rFonts w:eastAsia="Calibri" w:cs="Calibri"/>
           <w:b/>
           <w:bCs/>
           <w:sz w:val="22"/>
@@ -196,7 +196,7 @@
       </w:r>
       <w:r>
         <w:rPr>
-          <w:rFonts w:eastAsia="Inter" w:cs="Inter"/>
+          <w:rFonts w:eastAsia="Calibri" w:cs="Calibri"/>
           <w:sz w:val="22"/>
           <w:szCs w:val="22"/>
         </w:rPr>
@@ -215,7 +215,7 @@
       </w:pPr>
       <w:r>
         <w:rPr>
-          <w:rFonts w:eastAsia="Inter" w:cs="Inter"/>
+          <w:rFonts w:eastAsia="Calibri" w:cs="Calibri"/>
           <w:sz w:val="22"/>
           <w:szCs w:val="22"/>
         </w:rPr>
@@ -223,7 +223,7 @@
       </w:r>
       <w:r>
         <w:rPr>
-          <w:rFonts w:eastAsia="Inter" w:cs="Inter"/>
+          <w:rFonts w:eastAsia="Calibri" w:cs="Calibri"/>
           <w:b/>
           <w:bCs/>
           <w:sz w:val="22"/>
@@ -233,7 +233,7 @@
       </w:r>
       <w:r>
         <w:rPr>
-          <w:rFonts w:eastAsia="Inter" w:cs="Inter"/>
+          <w:rFonts w:eastAsia="Calibri" w:cs="Calibri"/>
           <w:sz w:val="22"/>
           <w:szCs w:val="22"/>
         </w:rPr>
@@ -252,7 +252,7 @@
       </w:pPr>
       <w:r>
         <w:rPr>
-          <w:rFonts w:eastAsia="Inter" w:cs="Inter"/>
+          <w:rFonts w:eastAsia="Calibri" w:cs="Calibri"/>
           <w:sz w:val="22"/>
           <w:szCs w:val="22"/>
         </w:rPr>
@@ -266,7 +266,7 @@
       </w:pPr>
       <w:r>
         <w:rPr>
-          <w:rFonts w:eastAsia="Inter" w:cs="Inter"/>
+          <w:rFonts w:eastAsia="Calibri" w:cs="Calibri"/>
           <w:b/>
           <w:bCs/>
           <w:color w:val="4F81BD"/>
@@ -288,7 +288,7 @@
       </w:pPr>
       <w:r>
         <w:rPr>
-          <w:rFonts w:eastAsia="Inter" w:cs="Inter"/>
+          <w:rFonts w:eastAsia="Calibri" w:cs="Calibri"/>
           <w:sz w:val="22"/>
           <w:szCs w:val="22"/>
         </w:rPr>
@@ -296,7 +296,7 @@
       </w:r>
       <w:r>
         <w:rPr>
-          <w:rFonts w:eastAsia="Inter" w:cs="Inter"/>
+          <w:rFonts w:eastAsia="Calibri" w:cs="Calibri"/>
           <w:sz w:val="22"/>
           <w:szCs w:val="22"/>
         </w:rPr>
@@ -304,7 +304,7 @@
       </w:r>
       <w:r>
         <w:rPr>
-          <w:rFonts w:eastAsia="Inter" w:cs="Inter"/>
+          <w:rFonts w:eastAsia="Calibri" w:cs="Calibri"/>
           <w:sz w:val="22"/>
           <w:szCs w:val="22"/>
         </w:rPr>
@@ -312,7 +312,7 @@
       </w:r>
       <w:r>
         <w:rPr>
-          <w:rFonts w:eastAsia="Inter" w:cs="Inter"/>
+          <w:rFonts w:eastAsia="Calibri" w:cs="Calibri"/>
           <w:sz w:val="22"/>
           <w:szCs w:val="22"/>
         </w:rPr>
@@ -331,7 +331,7 @@
       </w:pPr>
       <w:r>
         <w:rPr>
-          <w:rFonts w:eastAsia="Inter" w:cs="Inter"/>
+          <w:rFonts w:eastAsia="Calibri" w:cs="Calibri"/>
           <w:sz w:val="22"/>
           <w:szCs w:val="22"/>
         </w:rPr>
@@ -339,7 +339,7 @@
       </w:r>
       <w:r>
         <w:rPr>
-          <w:rFonts w:eastAsia="Inter" w:cs="Inter"/>
+          <w:rFonts w:eastAsia="Calibri" w:cs="Calibri"/>
           <w:b/>
           <w:bCs/>
           <w:sz w:val="22"/>
@@ -355,7 +355,7 @@
       </w:pPr>
       <w:r>
         <w:rPr>
-          <w:rFonts w:eastAsia="Inter" w:cs="Inter"/>
+          <w:rFonts w:eastAsia="Calibri" w:cs="Calibri"/>
           <w:b/>
           <w:bCs/>
           <w:color w:val="4F81BD"/>
@@ -372,7 +372,7 @@
       </w:pPr>
       <w:r>
         <w:rPr>
-          <w:rFonts w:eastAsia="Inter" w:cs="Inter"/>
+          <w:rFonts w:eastAsia="Calibri" w:cs="Calibri"/>
           <w:b/>
           <w:bCs/>
           <w:sz w:val="22"/>
@@ -383,7 +383,7 @@
       </w:r>
       <w:r>
         <w:rPr>
-          <w:rFonts w:eastAsia="Inter" w:cs="Inter"/>
+          <w:rFonts w:eastAsia="Calibri" w:cs="Calibri"/>
           <w:sz w:val="22"/>
           <w:szCs w:val="22"/>
         </w:rPr>
@@ -397,7 +397,7 @@
       </w:pPr>
       <w:r>
         <w:rPr>
-          <w:rFonts w:eastAsia="Inter" w:cs="Inter"/>
+          <w:rFonts w:eastAsia="Calibri" w:cs="Calibri"/>
           <w:b/>
           <w:bCs/>
           <w:color w:val="4F81BD"/>
@@ -446,7 +446,7 @@
             </w:pPr>
             <w:r>
               <w:rPr>
-                <w:rFonts w:eastAsia="Inter" w:cs="Inter"/>
+                <w:rFonts w:eastAsia="Calibri" w:cs="Calibri"/>
                 <w:b/>
                 <w:bCs/>
                 <w:sz w:val="22"/>
@@ -456,7 +456,7 @@
             </w:r>
             <w:r>
               <w:rPr>
-                <w:rFonts w:eastAsia="Inter" w:cs="Inter"/>
+                <w:rFonts w:eastAsia="Calibri" w:cs="Calibri"/>
                 <w:b/>
                 <w:bCs/>
                 <w:sz w:val="22"/>
@@ -466,7 +466,7 @@
             </w:r>
             <w:r>
               <w:rPr>
-                <w:rFonts w:eastAsia="Inter" w:cs="Inter"/>
+                <w:rFonts w:eastAsia="Calibri" w:cs="Calibri"/>
                 <w:b/>
                 <w:bCs/>
                 <w:sz w:val="22"/>
@@ -494,7 +494,7 @@
             </w:pPr>
             <w:r>
               <w:rPr>
-                <w:rFonts w:eastAsia="Inter" w:cs="Inter"/>
+                <w:rFonts w:eastAsia="Calibri" w:cs="Calibri"/>
                 <w:sz w:val="22"/>
                 <w:szCs w:val="22"/>
               </w:rPr>
@@ -523,7 +523,7 @@
             </w:pPr>
             <w:r>
               <w:rPr>
-                <w:rFonts w:eastAsia="Inter" w:cs="Inter"/>
+                <w:rFonts w:eastAsia="Calibri" w:cs="Calibri"/>
                 <w:b/>
                 <w:bCs/>
                 <w:sz w:val="22"/>
@@ -533,7 +533,7 @@
             </w:r>
             <w:r>
               <w:rPr>
-                <w:rFonts w:eastAsia="Inter" w:cs="Inter"/>
+                <w:rFonts w:eastAsia="Calibri" w:cs="Calibri"/>
                 <w:b/>
                 <w:bCs/>
                 <w:sz w:val="22"/>
@@ -543,7 +543,7 @@
             </w:r>
             <w:r>
               <w:rPr>
-                <w:rFonts w:eastAsia="Inter" w:cs="Inter"/>
+                <w:rFonts w:eastAsia="Calibri" w:cs="Calibri"/>
                 <w:b/>
                 <w:bCs/>
                 <w:sz w:val="22"/>
@@ -553,7 +553,7 @@
             </w:r>
             <w:r>
               <w:rPr>
-                <w:rFonts w:eastAsia="Inter" w:cs="Inter"/>
+                <w:rFonts w:eastAsia="Calibri" w:cs="Calibri"/>
                 <w:b/>
                 <w:bCs/>
                 <w:sz w:val="22"/>
@@ -581,7 +581,7 @@
             </w:pPr>
             <w:r>
               <w:rPr>
-                <w:rFonts w:eastAsia="Inter" w:cs="Inter"/>
+                <w:rFonts w:eastAsia="Calibri" w:cs="Calibri"/>
                 <w:sz w:val="22"/>
                 <w:szCs w:val="22"/>
               </w:rPr>
@@ -610,7 +610,7 @@
             </w:pPr>
             <w:r>
               <w:rPr>
-                <w:rFonts w:eastAsia="Inter" w:cs="Inter"/>
+                <w:rFonts w:eastAsia="Calibri" w:cs="Calibri"/>
                 <w:b/>
                 <w:bCs/>
                 <w:sz w:val="22"/>
@@ -638,7 +638,7 @@
             </w:pPr>
             <w:r>
               <w:rPr>
-                <w:rFonts w:eastAsia="Inter" w:cs="Inter"/>
+                <w:rFonts w:eastAsia="Calibri" w:cs="Calibri"/>
                 <w:sz w:val="22"/>
                 <w:szCs w:val="22"/>
               </w:rPr>
@@ -1090,7 +1090,7 @@
   <w:docDefaults>
     <w:rPrDefault>
       <w:rPr>
-        <w:rFonts w:ascii="Inter" w:hAnsi="Inter" w:eastAsia="Inter" w:cs="Inter"/>
+        <w:rFonts w:ascii="Calibri" w:hAnsi="Calibri" w:eastAsia="Calibri" w:cs="Calibri"/>
         <w:sz w:val="22"/>
         <w:szCs w:val="22"/>
         <w:lang w:val="en-US" w:eastAsia="zh-CN" w:bidi="hi-IN"/>
@@ -1112,7 +1112,7 @@
       <w:jc w:val="start"/>
     </w:pPr>
     <w:rPr>
-      <w:rFonts w:ascii="Inter" w:hAnsi="Inter" w:eastAsia="Inter" w:cs="Inter"/>
+      <w:rFonts w:ascii="Calibri" w:hAnsi="Calibri" w:eastAsia="Calibri" w:cs="Calibri"/>
       <w:color w:val="auto"/>
       <w:kern w:val="0"/>
       <w:sz w:val="22"/>
@@ -1131,7 +1131,7 @@
       <w:spacing w:lineRule="auto" w:line="240" w:before="0" w:after="0"/>
     </w:pPr>
     <w:rPr>
-      <w:rFonts w:ascii="Inter" w:hAnsi="Inter" w:eastAsia="Inter" w:cs="Inter"/>
+      <w:rFonts w:ascii="Calibri" w:hAnsi="Calibri" w:eastAsia="Calibri" w:cs="Calibri"/>
       <w:b/>
       <w:bCs/>
       <w:color w:val="366091"/>
@@ -1150,7 +1150,7 @@
       <w:spacing w:lineRule="auto" w:line="240" w:before="200" w:after="0"/>
     </w:pPr>
     <w:rPr>
-      <w:rFonts w:ascii="Inter" w:hAnsi="Inter" w:eastAsia="Inter" w:cs="Inter"/>
+      <w:rFonts w:ascii="Calibri" w:hAnsi="Calibri" w:eastAsia="Calibri" w:cs="Calibri"/>
       <w:b/>
       <w:bCs/>
       <w:color w:val="4F81BD"/>
@@ -1520,7 +1520,7 @@
       <w:jc w:val="start"/>
     </w:pPr>
     <w:rPr>
-      <w:rFonts w:ascii="Inter" w:hAnsi="Inter" w:eastAsia="Inter" w:cs="Inter"/>
+      <w:rFonts w:ascii="Calibri" w:hAnsi="Calibri" w:eastAsia="Calibri" w:cs="Calibri"/>
       <w:color w:val="auto"/>
       <w:kern w:val="0"/>
       <w:sz w:val="22"/>
@@ -1540,7 +1540,7 @@
       <w:spacing w:lineRule="auto" w:line="240" w:before="0" w:after="300"/>
     </w:pPr>
     <w:rPr>
-      <w:rFonts w:ascii="Inter" w:hAnsi="Inter" w:eastAsia="Inter" w:cs="Inter"/>
+      <w:rFonts w:ascii="Calibri" w:hAnsi="Calibri" w:eastAsia="Calibri" w:cs="Calibri"/>
       <w:color w:val="17365D"/>
       <w:sz w:val="52"/>
       <w:szCs w:val="52"/>

--- a/week-05-breaking-the-rules/OP5 Breaking the Rules.docx
+++ b/week-05-breaking-the-rules/OP5 Breaking the Rules.docx
@@ -15,7 +15,7 @@
           <w:sz w:val="22"/>
           <w:szCs w:val="22"/>
         </w:rPr>
-        <w:t>One-Pager 4 — Breaking the Rules</w:t>
+        <w:t>One-Pager 5 — Breaking the Rules</w:t>
       </w:r>
       <w:r>
         <w:rPr/>

--- a/week-05-breaking-the-rules/OP5 Breaking the Rules.docx
+++ b/week-05-breaking-the-rules/OP5 Breaking the Rules.docx
@@ -1,6 +1,6 @@
 
 <file path=word/document.xml><?xml version="1.0" encoding="utf-8"?>
-<w:document xmlns:o="urn:schemas-microsoft-com:office:office" xmlns:r="http://schemas.openxmlformats.org/officeDocument/2006/relationships" xmlns:v="urn:schemas-microsoft-com:vml" xmlns:w="http://schemas.openxmlformats.org/wordprocessingml/2006/main" xmlns:w10="urn:schemas-microsoft-com:office:word" xmlns:wp="http://schemas.openxmlformats.org/drawingml/2006/wordprocessingDrawing" xmlns:pic="http://schemas.openxmlformats.org/drawingml/2006/picture" xmlns:wps="http://schemas.microsoft.com/office/word/2010/wordprocessingShape" xmlns:wpg="http://schemas.microsoft.com/office/word/2010/wordprocessingGroup" xmlns:mc="http://schemas.openxmlformats.org/markup-compatibility/2006" xmlns:wp14="http://schemas.microsoft.com/office/word/2010/wordprocessingDrawing" xmlns:w14="http://schemas.microsoft.com/office/word/2010/wordml" xmlns:w15="http://schemas.microsoft.com/office/word/2012/wordml" mc:Ignorable="w14 wp14 w15">
+<w:document xmlns:o="urn:schemas-microsoft-com:office:office" xmlns:r="http://schemas.openxmlformats.org/officeDocument/2006/relationships" xmlns:v="urn:schemas-microsoft-com:vml" xmlns:w="http://schemas.openxmlformats.org/wordprocessingml/2006/main" xmlns:w10="urn:schemas-microsoft-com:office:word" xmlns:wp="http://schemas.openxmlformats.org/drawingml/2006/wordprocessingDrawing" xmlns:wps="http://schemas.microsoft.com/office/word/2010/wordprocessingShape" xmlns:wpg="http://schemas.microsoft.com/office/word/2010/wordprocessingGroup" xmlns:mc="http://schemas.openxmlformats.org/markup-compatibility/2006" xmlns:wp14="http://schemas.microsoft.com/office/word/2010/wordprocessingDrawing" xmlns:w14="http://schemas.microsoft.com/office/word/2010/wordml" xmlns:w15="http://schemas.microsoft.com/office/word/2012/wordml" mc:Ignorable="w14 wp14 w15">
   <w:body>
     <w:p>
       <w:pPr>
@@ -137,7 +137,8 @@
           <w:ilvl w:val="0"/>
           <w:numId w:val="1"/>
         </w:numPr>
-        <w:ind w:hanging="360" w:start="720"/>
+        <w:spacing w:before="0" w:after="0"/>
+        <w:ind w:hanging="360" w:left="720"/>
         <w:rPr/>
       </w:pPr>
       <w:r>
@@ -210,7 +211,8 @@
           <w:ilvl w:val="0"/>
           <w:numId w:val="1"/>
         </w:numPr>
-        <w:ind w:hanging="360" w:start="720"/>
+        <w:spacing w:before="0" w:after="0"/>
+        <w:ind w:hanging="360" w:left="720"/>
         <w:rPr/>
       </w:pPr>
       <w:r>
@@ -247,16 +249,36 @@
           <w:ilvl w:val="0"/>
           <w:numId w:val="1"/>
         </w:numPr>
-        <w:ind w:hanging="360" w:start="720"/>
-        <w:rPr/>
-      </w:pPr>
-      <w:r>
-        <w:rPr>
-          <w:rFonts w:eastAsia="Calibri" w:cs="Calibri"/>
-          <w:sz w:val="22"/>
-          <w:szCs w:val="22"/>
-        </w:rPr>
-        <w:t>The Generation Loss experiment is deliberately simple — one plain prompt, run over and over; the point isn’t the prompt, it’s watching what each pass erases. Your piece is pass zero. Ask the machine to “clean this up and correct it” — that is pass one. Run the same request on that, and again, out to pass ten. Save passes 0, 1, 5, and 10 side by side. Then write a short reflection: what did the machine fix first, and what is gone by pass ten that was there at the start? That part is yours.</w:t>
+        <w:spacing w:before="0" w:after="0"/>
+        <w:ind w:hanging="360" w:left="720"/>
+        <w:rPr/>
+      </w:pPr>
+      <w:r>
+        <w:rPr>
+          <w:rFonts w:eastAsia="Calibri" w:cs="Calibri"/>
+          <w:sz w:val="22"/>
+          <w:szCs w:val="22"/>
+        </w:rPr>
+        <w:t xml:space="preserve">The Generation Loss experiment is deliberately simple — one plain prompt, run over and over; the point isn’t the prompt, it’s watching what each pass erases. Your piece is pass zero. </w:t>
+      </w:r>
+      <w:r>
+        <w:rPr>
+          <w:rFonts w:eastAsia="Calibri" w:cs="Calibri"/>
+          <w:b/>
+          <w:bCs/>
+          <w:sz w:val="22"/>
+          <w:szCs w:val="22"/>
+          <w:shd w:fill="FFFF00" w:val="clear"/>
+        </w:rPr>
+        <w:t xml:space="preserve">Ask the machine to “clean this up and correct it” — that is pass one. </w:t>
+      </w:r>
+      <w:r>
+        <w:rPr>
+          <w:rFonts w:eastAsia="Calibri" w:cs="Calibri"/>
+          <w:sz w:val="22"/>
+          <w:szCs w:val="22"/>
+        </w:rPr>
+        <w:t>Run the same request on that, and again, out to pass ten. Save passes 0, 1, 5, and 10 side by side. Then write a short reflection: what did the machine fix first, and what is gone by pass ten that was there at the start? That part is yours.</w:t>
       </w:r>
     </w:p>
     <w:p>
@@ -283,40 +305,17 @@
           <w:ilvl w:val="0"/>
           <w:numId w:val="1"/>
         </w:numPr>
-        <w:ind w:hanging="360" w:start="720"/>
-        <w:rPr/>
-      </w:pPr>
-      <w:r>
-        <w:rPr>
-          <w:rFonts w:eastAsia="Calibri" w:cs="Calibri"/>
-          <w:sz w:val="22"/>
-          <w:szCs w:val="22"/>
-        </w:rPr>
-        <w:t xml:space="preserve">One page. At least two Grammar B moves, on purpose. </w:t>
-      </w:r>
-      <w:r>
-        <w:rPr>
-          <w:rFonts w:eastAsia="Calibri" w:cs="Calibri"/>
-          <w:sz w:val="22"/>
-          <w:szCs w:val="22"/>
-        </w:rPr>
-        <w:t>Include your reflection on the Generation Loss experiment</w:t>
-      </w:r>
-      <w:r>
-        <w:rPr>
-          <w:rFonts w:eastAsia="Calibri" w:cs="Calibri"/>
-          <w:sz w:val="22"/>
-          <w:szCs w:val="22"/>
-        </w:rPr>
-        <w:t xml:space="preserve">. </w:t>
-      </w:r>
-      <w:r>
-        <w:rPr>
-          <w:rFonts w:eastAsia="Calibri" w:cs="Calibri"/>
-          <w:sz w:val="22"/>
-          <w:szCs w:val="22"/>
-        </w:rPr>
-        <w:t>What is lost? What happened? What are your thoughts about this? Implications for your writing and the writing of your students?</w:t>
+        <w:spacing w:before="0" w:after="0"/>
+        <w:ind w:hanging="360" w:left="720"/>
+        <w:rPr/>
+      </w:pPr>
+      <w:r>
+        <w:rPr>
+          <w:rFonts w:eastAsia="Calibri" w:cs="Calibri"/>
+          <w:sz w:val="22"/>
+          <w:szCs w:val="22"/>
+        </w:rPr>
+        <w:t>One page. At least two Grammar B moves, on purpose. Include your reflection on the Generation Loss experiment. What is lost? What happened? What are your thoughts about this? Implications for your writing and the writing of your students?</w:t>
       </w:r>
     </w:p>
     <w:p>
@@ -326,7 +325,8 @@
           <w:ilvl w:val="0"/>
           <w:numId w:val="1"/>
         </w:numPr>
-        <w:ind w:hanging="360" w:start="720"/>
+        <w:spacing w:before="0" w:after="0"/>
+        <w:ind w:hanging="360" w:left="720"/>
         <w:rPr/>
       </w:pPr>
       <w:r>
@@ -411,20 +411,20 @@
       <w:tblPr>
         <w:tblStyle w:val="TableGrid"/>
         <w:tblW w:w="10800" w:type="dxa"/>
-        <w:jc w:val="start"/>
+        <w:jc w:val="left"/>
         <w:tblInd w:w="0" w:type="dxa"/>
         <w:tblLayout w:type="fixed"/>
         <w:tblCellMar>
           <w:top w:w="40" w:type="dxa"/>
-          <w:start w:w="108" w:type="dxa"/>
+          <w:left w:w="108" w:type="dxa"/>
           <w:bottom w:w="40" w:type="dxa"/>
-          <w:end w:w="108" w:type="dxa"/>
+          <w:right w:w="108" w:type="dxa"/>
         </w:tblCellMar>
-        <w:tblLook w:noVBand="1" w:firstColumn="1" w:val="07e0"/>
+        <w:tblLook w:val="07e0" w:noVBand="1" w:firstColumn="1"/>
       </w:tblPr>
       <w:tblGrid>
         <w:gridCol w:w="2325"/>
-        <w:gridCol w:w="8475"/>
+        <w:gridCol w:w="8474"/>
       </w:tblGrid>
       <w:tr>
         <w:trPr/>
@@ -433,9 +433,9 @@
             <w:tcW w:w="2325" w:type="dxa"/>
             <w:tcBorders>
               <w:top w:val="single" w:sz="4" w:space="0" w:color="000000"/>
-              <w:start w:val="single" w:sz="4" w:space="0" w:color="000000"/>
+              <w:left w:val="single" w:sz="4" w:space="0" w:color="000000"/>
               <w:bottom w:val="single" w:sz="4" w:space="0" w:color="000000"/>
-              <w:end w:val="single" w:sz="4" w:space="0" w:color="000000"/>
+              <w:right w:val="single" w:sz="4" w:space="0" w:color="000000"/>
             </w:tcBorders>
           </w:tcPr>
           <w:p>
@@ -452,38 +452,18 @@
                 <w:sz w:val="22"/>
                 <w:szCs w:val="22"/>
               </w:rPr>
-              <w:t>Rule-breaking that works (</w:t>
-            </w:r>
-            <w:r>
-              <w:rPr>
-                <w:rFonts w:eastAsia="Calibri" w:cs="Calibri"/>
-                <w:b/>
-                <w:bCs/>
-                <w:sz w:val="22"/>
-                <w:szCs w:val="22"/>
-              </w:rPr>
-              <w:t>4</w:t>
-            </w:r>
-            <w:r>
-              <w:rPr>
-                <w:rFonts w:eastAsia="Calibri" w:cs="Calibri"/>
-                <w:b/>
-                <w:bCs/>
-                <w:sz w:val="22"/>
-                <w:szCs w:val="22"/>
-              </w:rPr>
-              <w:t>)</w:t>
+              <w:t>Rule-breaking that works (4)</w:t>
             </w:r>
           </w:p>
         </w:tc>
         <w:tc>
           <w:tcPr>
-            <w:tcW w:w="8475" w:type="dxa"/>
+            <w:tcW w:w="8474" w:type="dxa"/>
             <w:tcBorders>
               <w:top w:val="single" w:sz="4" w:space="0" w:color="000000"/>
-              <w:start w:val="single" w:sz="4" w:space="0" w:color="000000"/>
+              <w:left w:val="single" w:sz="4" w:space="0" w:color="000000"/>
               <w:bottom w:val="single" w:sz="4" w:space="0" w:color="000000"/>
-              <w:end w:val="single" w:sz="4" w:space="0" w:color="000000"/>
+              <w:right w:val="single" w:sz="4" w:space="0" w:color="000000"/>
             </w:tcBorders>
           </w:tcPr>
           <w:p>
@@ -510,9 +490,9 @@
             <w:tcW w:w="2325" w:type="dxa"/>
             <w:tcBorders>
               <w:top w:val="single" w:sz="4" w:space="0" w:color="000000"/>
-              <w:start w:val="single" w:sz="4" w:space="0" w:color="000000"/>
+              <w:left w:val="single" w:sz="4" w:space="0" w:color="000000"/>
               <w:bottom w:val="single" w:sz="4" w:space="0" w:color="000000"/>
-              <w:end w:val="single" w:sz="4" w:space="0" w:color="000000"/>
+              <w:right w:val="single" w:sz="4" w:space="0" w:color="000000"/>
             </w:tcBorders>
           </w:tcPr>
           <w:p>
@@ -529,48 +509,18 @@
                 <w:sz w:val="22"/>
                 <w:szCs w:val="22"/>
               </w:rPr>
-              <w:t>Generation Loss Reflection</w:t>
-            </w:r>
-            <w:r>
-              <w:rPr>
-                <w:rFonts w:eastAsia="Calibri" w:cs="Calibri"/>
-                <w:b/>
-                <w:bCs/>
-                <w:sz w:val="22"/>
-                <w:szCs w:val="22"/>
-              </w:rPr>
-              <w:t xml:space="preserve"> (</w:t>
-            </w:r>
-            <w:r>
-              <w:rPr>
-                <w:rFonts w:eastAsia="Calibri" w:cs="Calibri"/>
-                <w:b/>
-                <w:bCs/>
-                <w:sz w:val="22"/>
-                <w:szCs w:val="22"/>
-              </w:rPr>
-              <w:t>4</w:t>
-            </w:r>
-            <w:r>
-              <w:rPr>
-                <w:rFonts w:eastAsia="Calibri" w:cs="Calibri"/>
-                <w:b/>
-                <w:bCs/>
-                <w:sz w:val="22"/>
-                <w:szCs w:val="22"/>
-              </w:rPr>
-              <w:t>)</w:t>
+              <w:t>Generation Loss Reflection (4)</w:t>
             </w:r>
           </w:p>
         </w:tc>
         <w:tc>
           <w:tcPr>
-            <w:tcW w:w="8475" w:type="dxa"/>
+            <w:tcW w:w="8474" w:type="dxa"/>
             <w:tcBorders>
               <w:top w:val="single" w:sz="4" w:space="0" w:color="000000"/>
-              <w:start w:val="single" w:sz="4" w:space="0" w:color="000000"/>
+              <w:left w:val="single" w:sz="4" w:space="0" w:color="000000"/>
               <w:bottom w:val="single" w:sz="4" w:space="0" w:color="000000"/>
-              <w:end w:val="single" w:sz="4" w:space="0" w:color="000000"/>
+              <w:right w:val="single" w:sz="4" w:space="0" w:color="000000"/>
             </w:tcBorders>
           </w:tcPr>
           <w:p>
@@ -597,9 +547,9 @@
             <w:tcW w:w="2325" w:type="dxa"/>
             <w:tcBorders>
               <w:top w:val="single" w:sz="4" w:space="0" w:color="000000"/>
-              <w:start w:val="single" w:sz="4" w:space="0" w:color="000000"/>
+              <w:left w:val="single" w:sz="4" w:space="0" w:color="000000"/>
               <w:bottom w:val="single" w:sz="4" w:space="0" w:color="000000"/>
-              <w:end w:val="single" w:sz="4" w:space="0" w:color="000000"/>
+              <w:right w:val="single" w:sz="4" w:space="0" w:color="000000"/>
             </w:tcBorders>
           </w:tcPr>
           <w:p>
@@ -622,12 +572,12 @@
         </w:tc>
         <w:tc>
           <w:tcPr>
-            <w:tcW w:w="8475" w:type="dxa"/>
+            <w:tcW w:w="8474" w:type="dxa"/>
             <w:tcBorders>
               <w:top w:val="single" w:sz="4" w:space="0" w:color="000000"/>
-              <w:start w:val="single" w:sz="4" w:space="0" w:color="000000"/>
+              <w:left w:val="single" w:sz="4" w:space="0" w:color="000000"/>
               <w:bottom w:val="single" w:sz="4" w:space="0" w:color="000000"/>
-              <w:end w:val="single" w:sz="4" w:space="0" w:color="000000"/>
+              <w:right w:val="single" w:sz="4" w:space="0" w:color="000000"/>
             </w:tcBorders>
           </w:tcPr>
           <w:p>
@@ -654,7 +604,7 @@
         <w:widowControl/>
         <w:bidi w:val="0"/>
         <w:spacing w:lineRule="auto" w:line="276" w:before="0" w:after="200"/>
-        <w:jc w:val="start"/>
+        <w:jc w:val="left"/>
         <w:rPr/>
       </w:pPr>
       <w:r>
@@ -681,12 +631,12 @@
       <w:start w:val="1"/>
       <w:numFmt w:val="bullet"/>
       <w:lvlText w:val="•"/>
-      <w:lvlJc w:val="start"/>
-      <w:pPr>
-        <w:tabs>
-          <w:tab w:val="num" w:pos="0"/>
-        </w:tabs>
-        <w:ind w:start="720" w:hanging="360"/>
+      <w:lvlJc w:val="left"/>
+      <w:pPr>
+        <w:tabs>
+          <w:tab w:val="num" w:pos="0"/>
+        </w:tabs>
+        <w:ind w:left="720" w:hanging="360"/>
       </w:pPr>
       <w:rPr>
         <w:rFonts w:ascii="Arial" w:hAnsi="Arial" w:cs="Arial" w:hint="default"/>
@@ -698,12 +648,12 @@
       <w:start w:val="0"/>
       <w:numFmt w:val="bullet"/>
       <w:lvlText w:val="o"/>
-      <w:lvlJc w:val="start"/>
-      <w:pPr>
-        <w:tabs>
-          <w:tab w:val="num" w:pos="0"/>
-        </w:tabs>
-        <w:ind w:start="1440" w:hanging="360"/>
+      <w:lvlJc w:val="left"/>
+      <w:pPr>
+        <w:tabs>
+          <w:tab w:val="num" w:pos="0"/>
+        </w:tabs>
+        <w:ind w:left="1440" w:hanging="360"/>
       </w:pPr>
       <w:rPr>
         <w:rFonts w:ascii="Courier New" w:hAnsi="Courier New" w:cs="Courier New" w:hint="default"/>
@@ -713,12 +663,12 @@
       <w:start w:val="0"/>
       <w:numFmt w:val="bullet"/>
       <w:lvlText w:val=""/>
-      <w:lvlJc w:val="start"/>
-      <w:pPr>
-        <w:tabs>
-          <w:tab w:val="num" w:pos="0"/>
-        </w:tabs>
-        <w:ind w:start="2160" w:hanging="360"/>
+      <w:lvlJc w:val="left"/>
+      <w:pPr>
+        <w:tabs>
+          <w:tab w:val="num" w:pos="0"/>
+        </w:tabs>
+        <w:ind w:left="2160" w:hanging="360"/>
       </w:pPr>
       <w:rPr>
         <w:rFonts w:ascii="Wingdings" w:hAnsi="Wingdings" w:cs="Wingdings" w:hint="default"/>
@@ -728,12 +678,12 @@
       <w:start w:val="0"/>
       <w:numFmt w:val="bullet"/>
       <w:lvlText w:val=""/>
-      <w:lvlJc w:val="start"/>
-      <w:pPr>
-        <w:tabs>
-          <w:tab w:val="num" w:pos="0"/>
-        </w:tabs>
-        <w:ind w:start="2880" w:hanging="360"/>
+      <w:lvlJc w:val="left"/>
+      <w:pPr>
+        <w:tabs>
+          <w:tab w:val="num" w:pos="0"/>
+        </w:tabs>
+        <w:ind w:left="2880" w:hanging="360"/>
       </w:pPr>
       <w:rPr>
         <w:rFonts w:ascii="Symbol" w:hAnsi="Symbol" w:cs="Symbol" w:hint="default"/>
@@ -743,12 +693,12 @@
       <w:start w:val="0"/>
       <w:numFmt w:val="bullet"/>
       <w:lvlText w:val="o"/>
-      <w:lvlJc w:val="start"/>
-      <w:pPr>
-        <w:tabs>
-          <w:tab w:val="num" w:pos="0"/>
-        </w:tabs>
-        <w:ind w:start="3600" w:hanging="360"/>
+      <w:lvlJc w:val="left"/>
+      <w:pPr>
+        <w:tabs>
+          <w:tab w:val="num" w:pos="0"/>
+        </w:tabs>
+        <w:ind w:left="3600" w:hanging="360"/>
       </w:pPr>
       <w:rPr>
         <w:rFonts w:ascii="Courier New" w:hAnsi="Courier New" w:cs="Courier New" w:hint="default"/>
@@ -758,12 +708,12 @@
       <w:start w:val="0"/>
       <w:numFmt w:val="bullet"/>
       <w:lvlText w:val=""/>
-      <w:lvlJc w:val="start"/>
-      <w:pPr>
-        <w:tabs>
-          <w:tab w:val="num" w:pos="0"/>
-        </w:tabs>
-        <w:ind w:start="4320" w:hanging="360"/>
+      <w:lvlJc w:val="left"/>
+      <w:pPr>
+        <w:tabs>
+          <w:tab w:val="num" w:pos="0"/>
+        </w:tabs>
+        <w:ind w:left="4320" w:hanging="360"/>
       </w:pPr>
       <w:rPr>
         <w:rFonts w:ascii="Wingdings" w:hAnsi="Wingdings" w:cs="Wingdings" w:hint="default"/>
@@ -773,12 +723,12 @@
       <w:start w:val="0"/>
       <w:numFmt w:val="bullet"/>
       <w:lvlText w:val=""/>
-      <w:lvlJc w:val="start"/>
-      <w:pPr>
-        <w:tabs>
-          <w:tab w:val="num" w:pos="0"/>
-        </w:tabs>
-        <w:ind w:start="5040" w:hanging="360"/>
+      <w:lvlJc w:val="left"/>
+      <w:pPr>
+        <w:tabs>
+          <w:tab w:val="num" w:pos="0"/>
+        </w:tabs>
+        <w:ind w:left="5040" w:hanging="360"/>
       </w:pPr>
       <w:rPr>
         <w:rFonts w:ascii="Symbol" w:hAnsi="Symbol" w:cs="Symbol" w:hint="default"/>
@@ -788,12 +738,12 @@
       <w:start w:val="0"/>
       <w:numFmt w:val="bullet"/>
       <w:lvlText w:val="o"/>
-      <w:lvlJc w:val="start"/>
-      <w:pPr>
-        <w:tabs>
-          <w:tab w:val="num" w:pos="0"/>
-        </w:tabs>
-        <w:ind w:start="5760" w:hanging="360"/>
+      <w:lvlJc w:val="left"/>
+      <w:pPr>
+        <w:tabs>
+          <w:tab w:val="num" w:pos="0"/>
+        </w:tabs>
+        <w:ind w:left="5760" w:hanging="360"/>
       </w:pPr>
       <w:rPr>
         <w:rFonts w:ascii="Courier New" w:hAnsi="Courier New" w:cs="Courier New" w:hint="default"/>
@@ -803,12 +753,12 @@
       <w:start w:val="0"/>
       <w:numFmt w:val="bullet"/>
       <w:lvlText w:val=""/>
-      <w:lvlJc w:val="start"/>
-      <w:pPr>
-        <w:tabs>
-          <w:tab w:val="num" w:pos="0"/>
-        </w:tabs>
-        <w:ind w:start="6480" w:hanging="360"/>
+      <w:lvlJc w:val="left"/>
+      <w:pPr>
+        <w:tabs>
+          <w:tab w:val="num" w:pos="0"/>
+        </w:tabs>
+        <w:ind w:left="6480" w:hanging="360"/>
       </w:pPr>
       <w:rPr>
         <w:rFonts w:ascii="Wingdings" w:hAnsi="Wingdings" w:cs="Wingdings" w:hint="default"/>
@@ -816,156 +766,17 @@
     </w:lvl>
   </w:abstractNum>
   <w:abstractNum w:abstractNumId="2">
-    <w:lvl w:ilvl="0">
-      <w:start w:val="1"/>
-      <w:numFmt w:val="bullet"/>
-      <w:lvlText w:val="•"/>
-      <w:lvlJc w:val="start"/>
-      <w:pPr>
-        <w:tabs>
-          <w:tab w:val="num" w:pos="0"/>
-        </w:tabs>
-        <w:ind w:start="720" w:hanging="360"/>
-      </w:pPr>
-      <w:rPr>
-        <w:rFonts w:ascii="Arial" w:hAnsi="Arial" w:cs="Arial" w:hint="default"/>
-        <w:sz w:val="22"/>
-        <w:szCs w:val="22"/>
-      </w:rPr>
-    </w:lvl>
-    <w:lvl w:ilvl="1">
-      <w:start w:val="0"/>
-      <w:numFmt w:val="bullet"/>
-      <w:lvlText w:val="o"/>
-      <w:lvlJc w:val="start"/>
-      <w:pPr>
-        <w:tabs>
-          <w:tab w:val="num" w:pos="0"/>
-        </w:tabs>
-        <w:ind w:start="1440" w:hanging="360"/>
-      </w:pPr>
-      <w:rPr>
-        <w:rFonts w:ascii="Courier New" w:hAnsi="Courier New" w:cs="Courier New" w:hint="default"/>
-      </w:rPr>
-    </w:lvl>
-    <w:lvl w:ilvl="2">
-      <w:start w:val="0"/>
-      <w:numFmt w:val="bullet"/>
-      <w:lvlText w:val=""/>
-      <w:lvlJc w:val="start"/>
-      <w:pPr>
-        <w:tabs>
-          <w:tab w:val="num" w:pos="0"/>
-        </w:tabs>
-        <w:ind w:start="2160" w:hanging="360"/>
-      </w:pPr>
-      <w:rPr>
-        <w:rFonts w:ascii="Wingdings" w:hAnsi="Wingdings" w:cs="Wingdings" w:hint="default"/>
-      </w:rPr>
-    </w:lvl>
-    <w:lvl w:ilvl="3">
-      <w:start w:val="0"/>
-      <w:numFmt w:val="bullet"/>
-      <w:lvlText w:val=""/>
-      <w:lvlJc w:val="start"/>
-      <w:pPr>
-        <w:tabs>
-          <w:tab w:val="num" w:pos="0"/>
-        </w:tabs>
-        <w:ind w:start="2880" w:hanging="360"/>
-      </w:pPr>
-      <w:rPr>
-        <w:rFonts w:ascii="Symbol" w:hAnsi="Symbol" w:cs="Symbol" w:hint="default"/>
-      </w:rPr>
-    </w:lvl>
-    <w:lvl w:ilvl="4">
-      <w:start w:val="0"/>
-      <w:numFmt w:val="bullet"/>
-      <w:lvlText w:val="o"/>
-      <w:lvlJc w:val="start"/>
-      <w:pPr>
-        <w:tabs>
-          <w:tab w:val="num" w:pos="0"/>
-        </w:tabs>
-        <w:ind w:start="3600" w:hanging="360"/>
-      </w:pPr>
-      <w:rPr>
-        <w:rFonts w:ascii="Courier New" w:hAnsi="Courier New" w:cs="Courier New" w:hint="default"/>
-      </w:rPr>
-    </w:lvl>
-    <w:lvl w:ilvl="5">
-      <w:start w:val="0"/>
-      <w:numFmt w:val="bullet"/>
-      <w:lvlText w:val=""/>
-      <w:lvlJc w:val="start"/>
-      <w:pPr>
-        <w:tabs>
-          <w:tab w:val="num" w:pos="0"/>
-        </w:tabs>
-        <w:ind w:start="4320" w:hanging="360"/>
-      </w:pPr>
-      <w:rPr>
-        <w:rFonts w:ascii="Wingdings" w:hAnsi="Wingdings" w:cs="Wingdings" w:hint="default"/>
-      </w:rPr>
-    </w:lvl>
-    <w:lvl w:ilvl="6">
-      <w:start w:val="0"/>
-      <w:numFmt w:val="bullet"/>
-      <w:lvlText w:val=""/>
-      <w:lvlJc w:val="start"/>
-      <w:pPr>
-        <w:tabs>
-          <w:tab w:val="num" w:pos="0"/>
-        </w:tabs>
-        <w:ind w:start="5040" w:hanging="360"/>
-      </w:pPr>
-      <w:rPr>
-        <w:rFonts w:ascii="Symbol" w:hAnsi="Symbol" w:cs="Symbol" w:hint="default"/>
-      </w:rPr>
-    </w:lvl>
-    <w:lvl w:ilvl="7">
-      <w:start w:val="0"/>
-      <w:numFmt w:val="bullet"/>
-      <w:lvlText w:val="o"/>
-      <w:lvlJc w:val="start"/>
-      <w:pPr>
-        <w:tabs>
-          <w:tab w:val="num" w:pos="0"/>
-        </w:tabs>
-        <w:ind w:start="5760" w:hanging="360"/>
-      </w:pPr>
-      <w:rPr>
-        <w:rFonts w:ascii="Courier New" w:hAnsi="Courier New" w:cs="Courier New" w:hint="default"/>
-      </w:rPr>
-    </w:lvl>
-    <w:lvl w:ilvl="8">
-      <w:start w:val="0"/>
-      <w:numFmt w:val="bullet"/>
-      <w:lvlText w:val=""/>
-      <w:lvlJc w:val="start"/>
-      <w:pPr>
-        <w:tabs>
-          <w:tab w:val="num" w:pos="0"/>
-        </w:tabs>
-        <w:ind w:start="6480" w:hanging="360"/>
-      </w:pPr>
-      <w:rPr>
-        <w:rFonts w:ascii="Wingdings" w:hAnsi="Wingdings" w:cs="Wingdings" w:hint="default"/>
-      </w:rPr>
-    </w:lvl>
-  </w:abstractNum>
-  <w:abstractNum w:abstractNumId="3">
     <w:lvl w:ilvl="0">
       <w:start w:val="1"/>
       <w:numFmt w:val="none"/>
       <w:suff w:val="nothing"/>
       <w:lvlText w:val=""/>
-      <w:lvlJc w:val="start"/>
-      <w:pPr>
-        <w:tabs>
-          <w:tab w:val="num" w:pos="0"/>
-        </w:tabs>
-        <w:ind w:start="0" w:hanging="0"/>
+      <w:lvlJc w:val="left"/>
+      <w:pPr>
+        <w:tabs>
+          <w:tab w:val="num" w:pos="0"/>
+        </w:tabs>
+        <w:ind w:left="0" w:hanging="0"/>
       </w:pPr>
     </w:lvl>
     <w:lvl w:ilvl="1">
@@ -973,12 +784,12 @@
       <w:numFmt w:val="none"/>
       <w:suff w:val="nothing"/>
       <w:lvlText w:val=""/>
-      <w:lvlJc w:val="start"/>
-      <w:pPr>
-        <w:tabs>
-          <w:tab w:val="num" w:pos="0"/>
-        </w:tabs>
-        <w:ind w:start="0" w:hanging="0"/>
+      <w:lvlJc w:val="left"/>
+      <w:pPr>
+        <w:tabs>
+          <w:tab w:val="num" w:pos="0"/>
+        </w:tabs>
+        <w:ind w:left="0" w:hanging="0"/>
       </w:pPr>
     </w:lvl>
     <w:lvl w:ilvl="2">
@@ -986,12 +797,12 @@
       <w:numFmt w:val="none"/>
       <w:suff w:val="nothing"/>
       <w:lvlText w:val=""/>
-      <w:lvlJc w:val="start"/>
-      <w:pPr>
-        <w:tabs>
-          <w:tab w:val="num" w:pos="0"/>
-        </w:tabs>
-        <w:ind w:start="0" w:hanging="0"/>
+      <w:lvlJc w:val="left"/>
+      <w:pPr>
+        <w:tabs>
+          <w:tab w:val="num" w:pos="0"/>
+        </w:tabs>
+        <w:ind w:left="0" w:hanging="0"/>
       </w:pPr>
     </w:lvl>
     <w:lvl w:ilvl="3">
@@ -999,12 +810,12 @@
       <w:numFmt w:val="none"/>
       <w:suff w:val="nothing"/>
       <w:lvlText w:val=""/>
-      <w:lvlJc w:val="start"/>
-      <w:pPr>
-        <w:tabs>
-          <w:tab w:val="num" w:pos="0"/>
-        </w:tabs>
-        <w:ind w:start="0" w:hanging="0"/>
+      <w:lvlJc w:val="left"/>
+      <w:pPr>
+        <w:tabs>
+          <w:tab w:val="num" w:pos="0"/>
+        </w:tabs>
+        <w:ind w:left="0" w:hanging="0"/>
       </w:pPr>
     </w:lvl>
     <w:lvl w:ilvl="4">
@@ -1012,12 +823,12 @@
       <w:numFmt w:val="none"/>
       <w:suff w:val="nothing"/>
       <w:lvlText w:val=""/>
-      <w:lvlJc w:val="start"/>
-      <w:pPr>
-        <w:tabs>
-          <w:tab w:val="num" w:pos="0"/>
-        </w:tabs>
-        <w:ind w:start="0" w:hanging="0"/>
+      <w:lvlJc w:val="left"/>
+      <w:pPr>
+        <w:tabs>
+          <w:tab w:val="num" w:pos="0"/>
+        </w:tabs>
+        <w:ind w:left="0" w:hanging="0"/>
       </w:pPr>
     </w:lvl>
     <w:lvl w:ilvl="5">
@@ -1025,12 +836,12 @@
       <w:numFmt w:val="none"/>
       <w:suff w:val="nothing"/>
       <w:lvlText w:val=""/>
-      <w:lvlJc w:val="start"/>
-      <w:pPr>
-        <w:tabs>
-          <w:tab w:val="num" w:pos="0"/>
-        </w:tabs>
-        <w:ind w:start="0" w:hanging="0"/>
+      <w:lvlJc w:val="left"/>
+      <w:pPr>
+        <w:tabs>
+          <w:tab w:val="num" w:pos="0"/>
+        </w:tabs>
+        <w:ind w:left="0" w:hanging="0"/>
       </w:pPr>
     </w:lvl>
     <w:lvl w:ilvl="6">
@@ -1038,12 +849,12 @@
       <w:numFmt w:val="none"/>
       <w:suff w:val="nothing"/>
       <w:lvlText w:val=""/>
-      <w:lvlJc w:val="start"/>
-      <w:pPr>
-        <w:tabs>
-          <w:tab w:val="num" w:pos="0"/>
-        </w:tabs>
-        <w:ind w:start="0" w:hanging="0"/>
+      <w:lvlJc w:val="left"/>
+      <w:pPr>
+        <w:tabs>
+          <w:tab w:val="num" w:pos="0"/>
+        </w:tabs>
+        <w:ind w:left="0" w:hanging="0"/>
       </w:pPr>
     </w:lvl>
     <w:lvl w:ilvl="7">
@@ -1051,12 +862,12 @@
       <w:numFmt w:val="none"/>
       <w:suff w:val="nothing"/>
       <w:lvlText w:val=""/>
-      <w:lvlJc w:val="start"/>
-      <w:pPr>
-        <w:tabs>
-          <w:tab w:val="num" w:pos="0"/>
-        </w:tabs>
-        <w:ind w:start="0" w:hanging="0"/>
+      <w:lvlJc w:val="left"/>
+      <w:pPr>
+        <w:tabs>
+          <w:tab w:val="num" w:pos="0"/>
+        </w:tabs>
+        <w:ind w:left="0" w:hanging="0"/>
       </w:pPr>
     </w:lvl>
     <w:lvl w:ilvl="8">
@@ -1064,12 +875,12 @@
       <w:numFmt w:val="none"/>
       <w:suff w:val="nothing"/>
       <w:lvlText w:val=""/>
-      <w:lvlJc w:val="start"/>
-      <w:pPr>
-        <w:tabs>
-          <w:tab w:val="num" w:pos="0"/>
-        </w:tabs>
-        <w:ind w:start="0" w:hanging="0"/>
+      <w:lvlJc w:val="left"/>
+      <w:pPr>
+        <w:tabs>
+          <w:tab w:val="num" w:pos="0"/>
+        </w:tabs>
+        <w:ind w:left="0" w:hanging="0"/>
       </w:pPr>
     </w:lvl>
   </w:abstractNum>
@@ -1078,9 +889,6 @@
   </w:num>
   <w:num w:numId="2">
     <w:abstractNumId w:val="2"/>
-  </w:num>
-  <w:num w:numId="3">
-    <w:abstractNumId w:val="3"/>
   </w:num>
 </w:numbering>
 </file>
@@ -1107,9 +915,10 @@
     <w:qFormat/>
     <w:pPr>
       <w:widowControl/>
+      <w:suppressAutoHyphens w:val="true"/>
       <w:bidi w:val="0"/>
       <w:spacing w:lineRule="auto" w:line="276" w:before="0" w:after="200"/>
-      <w:jc w:val="start"/>
+      <w:jc w:val="left"/>
     </w:pPr>
     <w:rPr>
       <w:rFonts w:ascii="Calibri" w:hAnsi="Calibri" w:eastAsia="Calibri" w:cs="Calibri"/>
@@ -1121,7 +930,7 @@
     </w:rPr>
   </w:style>
   <w:style w:type="paragraph" w:styleId="Heading1">
-    <w:name w:val="heading 1"/>
+    <w:name w:val="Heading 1"/>
     <w:basedOn w:val="normal1"/>
     <w:next w:val="normal1"/>
     <w:qFormat/>
@@ -1140,7 +949,7 @@
     </w:rPr>
   </w:style>
   <w:style w:type="paragraph" w:styleId="Heading2">
-    <w:name w:val="heading 2"/>
+    <w:name w:val="Heading 2"/>
     <w:basedOn w:val="normal1"/>
     <w:next w:val="normal1"/>
     <w:qFormat/>
@@ -1159,7 +968,7 @@
     </w:rPr>
   </w:style>
   <w:style w:type="paragraph" w:styleId="Heading3">
-    <w:name w:val="heading 3"/>
+    <w:name w:val="Heading 3"/>
     <w:basedOn w:val="normal1"/>
     <w:next w:val="normal1"/>
     <w:qFormat/>
@@ -1176,7 +985,7 @@
     </w:rPr>
   </w:style>
   <w:style w:type="paragraph" w:styleId="Heading4">
-    <w:name w:val="heading 4"/>
+    <w:name w:val="Heading 4"/>
     <w:basedOn w:val="normal1"/>
     <w:next w:val="normal1"/>
     <w:qFormat/>
@@ -1195,7 +1004,7 @@
     </w:rPr>
   </w:style>
   <w:style w:type="paragraph" w:styleId="Heading5">
-    <w:name w:val="heading 5"/>
+    <w:name w:val="Heading 5"/>
     <w:basedOn w:val="normal1"/>
     <w:next w:val="normal1"/>
     <w:qFormat/>
@@ -1210,7 +1019,7 @@
     </w:rPr>
   </w:style>
   <w:style w:type="paragraph" w:styleId="Heading6">
-    <w:name w:val="heading 6"/>
+    <w:name w:val="Heading 6"/>
     <w:basedOn w:val="normal1"/>
     <w:next w:val="normal1"/>
     <w:qFormat/>
@@ -1484,7 +1293,7 @@
     </w:rPr>
   </w:style>
   <w:style w:type="paragraph" w:styleId="Caption">
-    <w:name w:val="caption"/>
+    <w:name w:val="Caption"/>
     <w:basedOn w:val="Normal"/>
     <w:qFormat/>
     <w:pPr>
@@ -1515,9 +1324,10 @@
     <w:qFormat/>
     <w:pPr>
       <w:widowControl/>
+      <w:suppressAutoHyphens w:val="true"/>
       <w:bidi w:val="0"/>
       <w:spacing w:lineRule="auto" w:line="276" w:before="0" w:after="200"/>
-      <w:jc w:val="start"/>
+      <w:jc w:val="left"/>
     </w:pPr>
     <w:rPr>
       <w:rFonts w:ascii="Calibri" w:hAnsi="Calibri" w:eastAsia="Calibri" w:cs="Calibri"/>
@@ -1590,34 +1400,34 @@
         <a:srgbClr val="000000"/>
       </a:dk1>
       <a:lt1>
-        <a:srgbClr val="FFFFFF"/>
+        <a:srgbClr val="ffffff"/>
       </a:lt1>
       <a:dk2>
-        <a:srgbClr val="1F497D"/>
+        <a:srgbClr val="1f497d"/>
       </a:dk2>
       <a:lt2>
-        <a:srgbClr val="EEECE1"/>
+        <a:srgbClr val="eeece1"/>
       </a:lt2>
       <a:accent1>
-        <a:srgbClr val="4F81BD"/>
+        <a:srgbClr val="4f81bd"/>
       </a:accent1>
       <a:accent2>
-        <a:srgbClr val="C0504D"/>
+        <a:srgbClr val="c0504d"/>
       </a:accent2>
       <a:accent3>
-        <a:srgbClr val="9BBB59"/>
+        <a:srgbClr val="9bbb59"/>
       </a:accent3>
       <a:accent4>
-        <a:srgbClr val="8064A2"/>
+        <a:srgbClr val="8064a2"/>
       </a:accent4>
       <a:accent5>
-        <a:srgbClr val="4BACC6"/>
+        <a:srgbClr val="4bacc6"/>
       </a:accent5>
       <a:accent6>
-        <a:srgbClr val="F79646"/>
+        <a:srgbClr val="f79646"/>
       </a:accent6>
       <a:hlink>
-        <a:srgbClr val="0000FF"/>
+        <a:srgbClr val="0000ff"/>
       </a:hlink>
       <a:folHlink>
         <a:srgbClr val="800080"/>

--- a/week-05-breaking-the-rules/OP5 Breaking the Rules.docx
+++ b/week-05-breaking-the-rules/OP5 Breaking the Rules.docx
@@ -603,7 +603,7 @@
         <w:pStyle w:val="normal1"/>
         <w:widowControl/>
         <w:bidi w:val="0"/>
-        <w:spacing w:lineRule="auto" w:line="276" w:before="0" w:after="200"/>
+        <w:spacing w:lineRule="auto" w:line="276" w:before="0" w:after="0"/>
         <w:jc w:val="left"/>
         <w:rPr/>
       </w:pPr>
